--- a/courts/fourth-circuit/north-carolina/state/court-of-appeals/reply-brief/usage/OUTPUT-reply-brief.docx
+++ b/courts/fourth-circuit/north-carolina/state/court-of-appeals/reply-brief/usage/OUTPUT-reply-brief.docx
@@ -3609,7 +3609,7 @@
         <w:noBreakHyphen/>
       </w:r>
       <w:r>
-        <w:t xml:space="preserve">2019. See https://en.wikipedia.org/​wiki/​Google%2B.</w:t>
+        <w:t xml:space="preserve">2019. See https://​​en.​wikipedia.​org/​​wiki/​​Google%2B.</w:t>
       </w:r>
     </w:p>
   </w:footnote>
@@ -4267,6 +4267,7 @@
     <w:unhideWhenUsed/>
     <w:qFormat/>
     <w:pPr>
+      <w:keepLines/>
       <w:spacing w:before="0" w:after="140" w:line="276" w:lineRule="exact"/>
     </w:pPr>
     <w:rPr>

--- a/courts/fourth-circuit/north-carolina/state/court-of-appeals/reply-brief/usage/OUTPUT-reply-brief.docx
+++ b/courts/fourth-circuit/north-carolina/state/court-of-appeals/reply-brief/usage/OUTPUT-reply-brief.docx
@@ -658,13 +658,7 @@
         <w:pStyle w:val="BodyText"/>
       </w:pPr>
       <w:r>
-        <w:t xml:space="preserve">Ballentine explained in the opening brief that the District Court erred in finding he violated § 50C because, as the record evidence shows, he never made any communications “directed at” Coble. (See Br pp 16–20). As this Court held in Weller v. Jackson, the harassment statute does not reach “social media posts written ‘about’ an individual but not sent ‘directly to’ the individual.” 279 N.C. App. 260 ¶ 15, 2021 WL 4059970 at *3 (2021) (unpublished). Similarly, in State v. Shackelford, this Court interpreted N.C. Gen. Stat. § 14</w:t>
-      </w:r>
-      <w:r>
-        <w:noBreakHyphen/>
-      </w:r>
-      <w:r>
-        <w:t xml:space="preserve">277.3A (the criminal harassment law incorporated into § 50C) in the same way, invalidating a conviction for online posts the defendant “wrote about [the plaintiff] but did not send directly to her ….” 264 N.C. App. 542, 556 (2019). Coble’s opposition says nothing about the holdings of these cases.</w:t>
+        <w:t xml:space="preserve">Ballentine explained in the opening brief that the District Court erred in finding he violated § 50C because, as the record evidence shows, he never made any communications “directed at” Coble. (See Br pp 16–20). As this Court held in Weller v. Jackson, the harassment statute does not reach “social media posts written ‘about’ an individual but not sent ‘directly to’ the individual.” 279 N.C. App. 260 ¶ 15, 2021 WL 4059970 at *3 (2021) (unpublished). Similarly, in State v. Shackelford, this Court interpreted N.C. Gen. Stat. § 14-⁠277.3A (the criminal harassment law incorporated into § 50C) in the same way, invalidating a conviction for online posts the defendant “wrote about [the plaintiff] but did not send directly to her ….” 264 N.C. App. 542, 556 (2019). Coble’s opposition says nothing about the holdings of these cases.</w:t>
       </w:r>
     </w:p>
     <w:p>
@@ -866,13 +860,7 @@
         <w:pStyle w:val="BodyText"/>
       </w:pPr>
       <w:r>
-        <w:t xml:space="preserve">The second step is to consider whether a speech restriction is content based because, if so, it must satisfy strict scrutiny, the most exacting test of First Amendment law. Id. at 558; see Bishop, 368 N.C. at 877–78 (“it is perhaps unsurprising that few content based restrictions have survived this inquiry”). In Shackelford, the Court concluded § 14</w:t>
-      </w:r>
-      <w:r>
-        <w:noBreakHyphen/>
-      </w:r>
-      <w:r>
-        <w:t xml:space="preserve">277.3A was content based because it applied to social media posts of a defendant that would “‘cause a reasonable person to … [s]uffer emotional distress’ … a determination [that] simply could not be made without reference to the content of his posts.” 264 N. C. App. at 558. Coble cast her claims in the same way (Opp p 3), and thus the District Court’s § 50C order must be examined at the third step of the analysis as a content-based speech restriction that is presumptively invalid under the First Amendment. See id. at 555.</w:t>
+        <w:t xml:space="preserve">The second step is to consider whether a speech restriction is content based because, if so, it must satisfy strict scrutiny, the most exacting test of First Amendment law. Id. at 558; see Bishop, 368 N.C. at 877–78 (“it is perhaps unsurprising that few content based restrictions have survived this inquiry”). In Shackelford, the Court concluded § 14-⁠277.3A was content based because it applied to social media posts of a defendant that would “‘cause a reasonable person to … [s]uffer emotional distress’ … a determination [that] simply could not be made without reference to the content of his posts.” 264 N. C. App. at 558. Coble cast her claims in the same way (Opp p 3), and thus the District Court’s § 50C order must be examined at the third step of the analysis as a content-based speech restriction that is presumptively invalid under the First Amendment. See id. at 555.</w:t>
       </w:r>
     </w:p>
     <w:p>
@@ -900,19 +888,7 @@
         <w:pStyle w:val="BodyText"/>
       </w:pPr>
       <w:r>
-        <w:t xml:space="preserve">Coble maintains the State of North Carolina has a compelling interest in protecting its citizens from stalking. She quotes at length legislative findings stating that stalking is a serious problem which can be dangerous and explaining that the General Assembly therefore enacted § 14</w:t>
-      </w:r>
-      <w:r>
-        <w:noBreakHyphen/>
-      </w:r>
-      <w:r>
-        <w:t xml:space="preserve">277.3A to address situations involving “a pattern of following, observing, or monitoring the victim, or committing violent or intimidating acts against the victim, regardless of the means.” (Opp p 8 [quoting § 14</w:t>
-      </w:r>
-      <w:r>
-        <w:noBreakHyphen/>
-      </w:r>
-      <w:r>
-        <w:t xml:space="preserve">277.3A(a)].) There is no need to debate this point, however, because the record evidence in this case shows Ballentine never did anything toward Coble even remotely close to stalking. He did not contact her, did not follow her, made no threats of any kind, and directed no communications to her. Coble offers no explanation of how prohibiting Ballentine from engaging in constitutionally protected speech about her addresses the State’s interest in protecting potential victims from threats of actual stalking and harassment.</w:t>
+        <w:t xml:space="preserve">Coble maintains the State of North Carolina has a compelling interest in protecting its citizens from stalking. She quotes at length legislative findings stating that stalking is a serious problem which can be dangerous and explaining that the General Assembly therefore enacted § 14-⁠277.3A to address situations involving “a pattern of following, observing, or monitoring the victim, or committing violent or intimidating acts against the victim, regardless of the means.” (Opp p 8 [quoting § 14-⁠277.3A(a)].) There is no need to debate this point, however, because the record evidence in this case shows Ballentine never did anything toward Coble even remotely close to stalking. He did not contact her, did not follow her, made no threats of any kind, and directed no communications to her. Coble offers no explanation of how prohibiting Ballentine from engaging in constitutionally protected speech about her addresses the State’s interest in protecting potential victims from threats of actual stalking and harassment.</w:t>
       </w:r>
     </w:p>
     <w:p>
@@ -928,19 +904,7 @@
         <w:pStyle w:val="BodyText"/>
       </w:pPr>
       <w:r>
-        <w:t xml:space="preserve">North Carolina precedent forecloses Coble’s arguments as a matter of First Amendment law. This Court held in Shackelford that reading § 14</w:t>
-      </w:r>
-      <w:r>
-        <w:noBreakHyphen/>
-      </w:r>
-      <w:r>
-        <w:t xml:space="preserve">277.3A to impose criminal liability on a defendant who merely posted online about another person would “limit speech far beyond the generally understood meaning of stalking” and would instead sweep in a “host of social interactions that … are clearly understood to fall within the protections of the first amendment.” Shackelford, 264 N.C. App. at 559 (quoting People v. Relerford, 104 N.E.3d 341, 353–54 (Ill. 2017)); see also Bishop, 368 N.C. at 878–79 (holding that N.C. Gen. Stat. § 14</w:t>
-      </w:r>
-      <w:r>
-        <w:noBreakHyphen/>
-      </w:r>
-      <w:r>
-        <w:t xml:space="preserve">458.1 governing cyberbullying contravened the First Amendment because its scope “would essentially criminalize posting any information about any specific minor if done with the requisite intent”).</w:t>
+        <w:t xml:space="preserve">North Carolina precedent forecloses Coble’s arguments as a matter of First Amendment law. This Court held in Shackelford that reading § 14-⁠277.3A to impose criminal liability on a defendant who merely posted online about another person would “limit speech far beyond the generally understood meaning of stalking” and would instead sweep in a “host of social interactions that … are clearly understood to fall within the protections of the first amendment.” Shackelford, 264 N.C. App. at 559 (quoting People v. Relerford, 104 N.E.3d 341, 353–54 (Ill. 2017)); see also Bishop, 368 N.C. at 878–79 (holding that N.C. Gen. Stat. § 14-⁠458.1 governing cyberbullying contravened the First Amendment because its scope “would essentially criminalize posting any information about any specific minor if done with the requisite intent”).</w:t>
       </w:r>
     </w:p>
     <w:p>
@@ -969,7 +933,7 @@
     </w:p>
     <w:p>
       <w:pPr>
-        <w:pStyle w:val="BodyText"/>
+        <w:pStyle w:val="BodyTextKeep"/>
       </w:pPr>
       <w:r>
         <w:t xml:space="preserve">This Court should reverse the District Court’s decision, vacate the no-contact order, and clarify that the First Amendment does not permit the imposition of a gag order under § 50C.</w:t>
@@ -977,6 +941,8 @@
     </w:p>
     <w:p>
       <w:pPr>
+        <w:keepNext/>
+        <w:keepLines/>
         <w:spacing w:before="0" w:after="0" w:line="576" w:lineRule="exact"/>
       </w:pPr>
     </w:p>
@@ -3603,13 +3569,7 @@
         <w:t xml:space="preserve"> </w:t>
       </w:r>
       <w:r>
-        <w:t xml:space="preserve">Google+ was a social media platform Google marketed from 2011</w:t>
-      </w:r>
-      <w:r>
-        <w:noBreakHyphen/>
-      </w:r>
-      <w:r>
-        <w:t xml:space="preserve">2019. See https://​​en.​wikipedia.​org/​​wiki/​​Google%2B.</w:t>
+        <w:t xml:space="preserve">Google+ was a social media platform Google marketed from 2011-⁠2019. See https:/⁠/⁠en.wikipedia.org/⁠wiki/⁠Google%2B.</w:t>
       </w:r>
     </w:p>
   </w:footnote>
@@ -4466,6 +4426,15 @@
       <w:ind w:firstLine="0"/>
     </w:pPr>
   </w:style>
+  <w:style w:type="paragraph" w:customStyle="1" w:styleId="BodyTextKeep">
+    <w:name w:val="Body Text Keep"/>
+    <w:basedOn w:val="BodyText"/>
+    <w:qFormat/>
+    <w:pPr>
+      <w:keepNext/>
+      <w:keepLines/>
+    </w:pPr>
+  </w:style>
   <w:style w:type="paragraph" w:customStyle="1" w:styleId="XdList1">
     <w:name w:val="XdList 1"/>
     <w:basedOn w:val="Normal"/>
@@ -4518,6 +4487,33 @@
     <w:pPr>
       <w:spacing w:before="0" w:after="0" w:line="276" w:lineRule="exact"/>
       <w:ind w:left="2160" w:hanging="720"/>
+    </w:pPr>
+  </w:style>
+  <w:style w:type="paragraph" w:customStyle="1" w:styleId="XdQuoteList1">
+    <w:name w:val="Xd Quote List 1"/>
+    <w:basedOn w:val="Normal"/>
+    <w:qFormat/>
+    <w:pPr>
+      <w:spacing w:before="0" w:after="0" w:line="276" w:lineRule="exact"/>
+      <w:ind w:left="1440" w:right="720" w:hanging="720"/>
+    </w:pPr>
+  </w:style>
+  <w:style w:type="paragraph" w:customStyle="1" w:styleId="XdQuoteList2">
+    <w:name w:val="Xd Quote List 2"/>
+    <w:basedOn w:val="Normal"/>
+    <w:qFormat/>
+    <w:pPr>
+      <w:spacing w:before="0" w:after="0" w:line="276" w:lineRule="exact"/>
+      <w:ind w:left="2160" w:right="720" w:hanging="720"/>
+    </w:pPr>
+  </w:style>
+  <w:style w:type="paragraph" w:customStyle="1" w:styleId="XdQuoteList3">
+    <w:name w:val="Xd Quote List 3"/>
+    <w:basedOn w:val="Normal"/>
+    <w:qFormat/>
+    <w:pPr>
+      <w:spacing w:before="0" w:after="0" w:line="276" w:lineRule="exact"/>
+      <w:ind w:left="2880" w:right="720" w:hanging="720"/>
     </w:pPr>
   </w:style>
   <w:style w:type="paragraph" w:customStyle="1" w:styleId="SourceCode">

--- a/courts/fourth-circuit/north-carolina/state/court-of-appeals/reply-brief/usage/OUTPUT-reply-brief.docx
+++ b/courts/fourth-circuit/north-carolina/state/court-of-appeals/reply-brief/usage/OUTPUT-reply-brief.docx
@@ -933,7 +933,7 @@
     </w:p>
     <w:p>
       <w:pPr>
-        <w:pStyle w:val="BodyTextKeep"/>
+        <w:pStyle w:val="BodyText"/>
       </w:pPr>
       <w:r>
         <w:t xml:space="preserve">This Court should reverse the District Court’s decision, vacate the no-contact order, and clarify that the First Amendment does not permit the imposition of a gag order under § 50C.</w:t>
@@ -941,8 +941,6 @@
     </w:p>
     <w:p>
       <w:pPr>
-        <w:keepNext/>
-        <w:keepLines/>
         <w:spacing w:before="0" w:after="0" w:line="576" w:lineRule="exact"/>
       </w:pPr>
     </w:p>
@@ -3569,7 +3567,13 @@
         <w:t xml:space="preserve"> </w:t>
       </w:r>
       <w:r>
-        <w:t xml:space="preserve">Google+ was a social media platform Google marketed from 2011-⁠2019. See https:/⁠/⁠en.wikipedia.org/⁠wiki/⁠Google%2B.</w:t>
+        <w:t xml:space="preserve">Google+ was a social media platform Google marketed from 2011</w:t>
+      </w:r>
+      <w:r>
+        <w:noBreakHyphen/>
+      </w:r>
+      <w:r>
+        <w:t xml:space="preserve">2019. See https://​en.​wikipedia.​org/​wiki/​Google%2B.</w:t>
       </w:r>
     </w:p>
   </w:footnote>
@@ -4424,15 +4428,6 @@
     <w:pPr>
       <w:spacing w:before="0" w:after="0" w:line="276" w:lineRule="exact"/>
       <w:ind w:firstLine="0"/>
-    </w:pPr>
-  </w:style>
-  <w:style w:type="paragraph" w:customStyle="1" w:styleId="BodyTextKeep">
-    <w:name w:val="Body Text Keep"/>
-    <w:basedOn w:val="BodyText"/>
-    <w:qFormat/>
-    <w:pPr>
-      <w:keepNext/>
-      <w:keepLines/>
     </w:pPr>
   </w:style>
   <w:style w:type="paragraph" w:customStyle="1" w:styleId="XdList1">

--- a/courts/fourth-circuit/north-carolina/state/court-of-appeals/reply-brief/usage/OUTPUT-reply-brief.docx
+++ b/courts/fourth-circuit/north-carolina/state/court-of-appeals/reply-brief/usage/OUTPUT-reply-brief.docx
@@ -933,7 +933,7 @@
     </w:p>
     <w:p>
       <w:pPr>
-        <w:pStyle w:val="BodyText"/>
+        <w:pStyle w:val="BodyTextKeep"/>
       </w:pPr>
       <w:r>
         <w:t xml:space="preserve">This Court should reverse the District Court’s decision, vacate the no-contact order, and clarify that the First Amendment does not permit the imposition of a gag order under § 50C.</w:t>
@@ -941,6 +941,8 @@
     </w:p>
     <w:p>
       <w:pPr>
+        <w:keepNext/>
+        <w:keepLines/>
         <w:spacing w:before="0" w:after="0" w:line="576" w:lineRule="exact"/>
       </w:pPr>
     </w:p>
@@ -4428,6 +4430,15 @@
     <w:pPr>
       <w:spacing w:before="0" w:after="0" w:line="276" w:lineRule="exact"/>
       <w:ind w:firstLine="0"/>
+    </w:pPr>
+  </w:style>
+  <w:style w:type="paragraph" w:customStyle="1" w:styleId="BodyTextKeep">
+    <w:name w:val="Body Text Keep"/>
+    <w:basedOn w:val="BodyText"/>
+    <w:qFormat/>
+    <w:pPr>
+      <w:keepNext/>
+      <w:keepLines/>
     </w:pPr>
   </w:style>
   <w:style w:type="paragraph" w:customStyle="1" w:styleId="XdList1">

--- a/courts/fourth-circuit/north-carolina/state/court-of-appeals/reply-brief/usage/OUTPUT-reply-brief.docx
+++ b/courts/fourth-circuit/north-carolina/state/court-of-appeals/reply-brief/usage/OUTPUT-reply-brief.docx
@@ -15,9 +15,7 @@
         <w:t xml:space="preserve"> </w:t>
       </w:r>
       <w:r>
-        <w:t xml:space="preserve">COA25</w:t>
-        <w:noBreakHyphen/>
-        <w:t xml:space="preserve">914</w:t>
+        <w:t xml:space="preserve">COA25-⁠914</w:t>
       </w:r>
     </w:p>
     <w:p>
@@ -141,9 +139,7 @@
         <w:jc w:val="center"/>
       </w:pPr>
       <w:r>
-        <w:t xml:space="preserve">25CV000794</w:t>
-        <w:noBreakHyphen/>
-        <w:t xml:space="preserve">750</w:t>
+        <w:t xml:space="preserve">25CV000794-⁠750</w:t>
       </w:r>
     </w:p>
     <w:p>
@@ -416,13 +412,7 @@
         <w:pStyle w:val="BodyText"/>
       </w:pPr>
       <w:r>
-        <w:t xml:space="preserve">Ballentine’s opening brief explained how the District Court’s order was improper under the First Amendment and this Court’s precedents: First, Ballentine’s online posts about Coble cannot constitute “stalking” or “harassment” within the meaning of N.C. Gen. Stat. §§ 50C and 14</w:t>
-      </w:r>
-      <w:r>
-        <w:noBreakHyphen/>
-      </w:r>
-      <w:r>
-        <w:t xml:space="preserve">277.3A(b)⁠(2), because his speech was about her, not “directed at” her. Second, the order amounts to an unconstitutional content-based gag order and prior restraint of Ballentine’s speech that fails strict scrutiny, as this Court’s precedents make clear. See State v. Shackelford, 264 N.C. App. 542 (2019).</w:t>
+        <w:t xml:space="preserve">Ballentine’s opening brief explained how the District Court’s order was improper under the First Amendment and this Court’s precedents: First, Ballentine’s online posts about Coble cannot constitute “stalking” or “harassment” within the meaning of N.C. Gen. Stat. §§ 50C and 14-⁠277.3A(b)⁠(2), because his speech was about her, not “directed at” her. Second, the order amounts to an unconstitutional content-based gag order and prior restraint of Ballentine’s speech that fails strict scrutiny, as this Court’s precedents make clear. See State v. Shackelford, 264 N.C. App. 542 (2019).</w:t>
       </w:r>
     </w:p>
     <w:p>
@@ -666,13 +656,7 @@
         <w:pStyle w:val="BodyText"/>
       </w:pPr>
       <w:r>
-        <w:t xml:space="preserve">Instead, she tries to claim Ballentine’s posts about her were actually communications somehow directed to her, because both parties “actively use the Internet and social media,” Ballentine admitted he wrote the posts, and—so she says—“Ballentine’s posts on Anybody But Coble were directed at [her] via Facebook.” (Opp pp 5–6). Coble’s argument is sophistry. The evidence in the District Court was undisputed that Ballentine had not contacted Coble or directed any communications to her since March 2022. (Tp 34:17</w:t>
-      </w:r>
-      <w:r>
-        <w:noBreakHyphen/>
-      </w:r>
-      <w:r>
-        <w:t xml:space="preserve">35:20 [Coble’s testimony]). The posts were publicly available on the Internet for all to see. While they were about Coble, they were not communications directed at her within the definitions of stalking and harassment in § 50C. See Weller, 279 N.C. App. 260 at ¶ 18, 2021 WL 4059970 at *4.</w:t>
+        <w:t xml:space="preserve">Instead, she tries to claim Ballentine’s posts about her were actually communications somehow directed to her, because both parties “actively use the Internet and social media,” Ballentine admitted he wrote the posts, and—so she says—“Ballentine’s posts on Anybody But Coble were directed at [her] via Facebook.” (Opp pp 5–6). Coble’s argument is sophistry. The evidence in the District Court was undisputed that Ballentine had not contacted Coble or directed any communications to her since March 2022. (Tp 34:17-⁠35:20 [Coble’s testimony]). The posts were publicly available on the Internet for all to see. While they were about Coble, they were not communications directed at her within the definitions of stalking and harassment in § 50C. See Weller, 279 N.C. App. 260 at ¶ 18, 2021 WL 4059970 at *4.</w:t>
       </w:r>
     </w:p>
     <w:p>
@@ -846,13 +830,7 @@
         <w:pStyle w:val="BodyText"/>
       </w:pPr>
       <w:r>
-        <w:t xml:space="preserve">The first step is to determine whether a regulation or court order implicates the First Amendment by restricting protected speech. Shackelford, 264 N.C. App. at 553 (citing State v. Bishop, 368 N.C. 869, 872 (2016)). This Court found the pertinent language in N.C. Gen. State. 14</w:t>
-      </w:r>
-      <w:r>
-        <w:noBreakHyphen/>
-      </w:r>
-      <w:r>
-        <w:t xml:space="preserve">277.3A punishing “communicat[ions] to or about a person” directly implicated First Amendment concerns. Id. at 556. Under the statute, “no additional conduct on [the defendant’s] part was needed to support his stalking convictions. Rather, his speech itself was the crime.” Id. The same is true for the District Court’s § 50C order in this case; it was targeted entirely at protected speech, as it restricted Ballentine from saying anything about Coble directly, indirectly, or even “inferentially” under the threat of punishment.</w:t>
+        <w:t xml:space="preserve">The first step is to determine whether a regulation or court order implicates the First Amendment by restricting protected speech. Shackelford, 264 N.C. App. at 553 (citing State v. Bishop, 368 N.C. 869, 872 (2016)). This Court found the pertinent language in N.C. Gen. State. 14-⁠277.3A punishing “communicat[ions] to or about a person” directly implicated First Amendment concerns. Id. at 556. Under the statute, “no additional conduct on [the defendant’s] part was needed to support his stalking convictions. Rather, his speech itself was the crime.” Id. The same is true for the District Court’s § 50C order in this case; it was targeted entirely at protected speech, as it restricted Ballentine from saying anything about Coble directly, indirectly, or even “inferentially” under the threat of punishment.</w:t>
       </w:r>
     </w:p>
     <w:p>
@@ -1239,9 +1217,7 @@
               <w:t xml:space="preserve"> </w:t>
             </w:r>
             <w:r>
-              <w:t xml:space="preserve">882</w:t>
-              <w:noBreakHyphen/>
-              <w:t xml:space="preserve">2528</w:t>
+              <w:t xml:space="preserve">882-⁠2528</w:t>
             </w:r>
           </w:p>
           <w:p>
@@ -1263,9 +1239,7 @@
               <w:t xml:space="preserve"> </w:t>
             </w:r>
             <w:r>
-              <w:t xml:space="preserve">232</w:t>
-              <w:noBreakHyphen/>
-              <w:t xml:space="preserve">9108</w:t>
+              <w:t xml:space="preserve">232-⁠9108</w:t>
             </w:r>
           </w:p>
           <w:p>
@@ -1605,9 +1579,7 @@
               <w:t xml:space="preserve"> </w:t>
             </w:r>
             <w:r>
-              <w:t xml:space="preserve">717</w:t>
-              <w:noBreakHyphen/>
-              <w:t xml:space="preserve">3473</w:t>
+              <w:t xml:space="preserve">717-⁠3473</w:t>
             </w:r>
           </w:p>
           <w:p>
@@ -1779,9 +1751,7 @@
               <w:t xml:space="preserve"> </w:t>
             </w:r>
             <w:r>
-              <w:t xml:space="preserve">717</w:t>
-              <w:noBreakHyphen/>
-              <w:t xml:space="preserve">3473</w:t>
+              <w:t xml:space="preserve">717-⁠3473</w:t>
             </w:r>
           </w:p>
           <w:p>
@@ -2577,9 +2547,7 @@
               <w:t xml:space="preserve"> </w:t>
             </w:r>
             <w:r>
-              <w:t xml:space="preserve">882</w:t>
-              <w:noBreakHyphen/>
-              <w:t xml:space="preserve">2528</w:t>
+              <w:t xml:space="preserve">882-⁠2528</w:t>
             </w:r>
           </w:p>
           <w:p>
@@ -2601,9 +2569,7 @@
               <w:t xml:space="preserve"> </w:t>
             </w:r>
             <w:r>
-              <w:t xml:space="preserve">232</w:t>
-              <w:noBreakHyphen/>
-              <w:t xml:space="preserve">9108</w:t>
+              <w:t xml:space="preserve">232-⁠9108</w:t>
             </w:r>
           </w:p>
         </w:tc>
@@ -3455,9 +3421,7 @@
               <w:t xml:space="preserve"> </w:t>
             </w:r>
             <w:r>
-              <w:t xml:space="preserve">882</w:t>
-              <w:noBreakHyphen/>
-              <w:t xml:space="preserve">2528</w:t>
+              <w:t xml:space="preserve">882-⁠2528</w:t>
             </w:r>
           </w:p>
           <w:p>
@@ -3479,9 +3443,7 @@
               <w:t xml:space="preserve"> </w:t>
             </w:r>
             <w:r>
-              <w:t xml:space="preserve">232</w:t>
-              <w:noBreakHyphen/>
-              <w:t xml:space="preserve">9108</w:t>
+              <w:t xml:space="preserve">232-⁠9108</w:t>
             </w:r>
           </w:p>
         </w:tc>
@@ -3569,13 +3531,7 @@
         <w:t xml:space="preserve"> </w:t>
       </w:r>
       <w:r>
-        <w:t xml:space="preserve">Google+ was a social media platform Google marketed from 2011</w:t>
-      </w:r>
-      <w:r>
-        <w:noBreakHyphen/>
-      </w:r>
-      <w:r>
-        <w:t xml:space="preserve">2019. See https://​en.​wikipedia.​org/​wiki/​Google%2B.</w:t>
+        <w:t xml:space="preserve">Google+ was a social media platform Google marketed from 2011-⁠2019. See https://​en.​wikipedia.​org/​wiki/​Google%2B.</w:t>
       </w:r>
     </w:p>
   </w:footnote>
@@ -4234,7 +4190,7 @@
     <w:qFormat/>
     <w:pPr>
       <w:keepLines/>
-      <w:spacing w:before="0" w:after="140" w:line="276" w:lineRule="exact"/>
+      <w:spacing w:before="46" w:after="140" w:line="276" w:lineRule="exact"/>
     </w:pPr>
     <w:rPr>
       <w:sz w:val="24"/>
